--- a/DBTUNING/ch22_AWR보고서읽기/ch22_실습문제_추가서술형.docx
+++ b/DBTUNING/ch22_AWR보고서읽기/ch22_실습문제_추가서술형.docx
@@ -7,7 +7,7 @@
         <w:pStyle w:val="Heading1"/>
       </w:pPr>
       <w:r>
-        <w:t>제8장  AWR 보고서 읽기 — 추가 실습문제 (서술형·문제해결형·진단절차형)</w:t>
+        <w:t>제ch22  AWR 보고서 읽기 — 추가 실습문제 (서술형·문제해결형·진단절차형)</w:t>
       </w:r>
     </w:p>
     <w:p>
@@ -45,7 +45,7 @@
           <w:b w:val="0"/>
           <w:sz w:val="21"/>
         </w:rPr>
-        <w:t>[추가-01] AWR 보고서가 '델타 보고서'라는 말의 의미를 설명하고, 이것이 5장에서 배운 누적값 오판을 어떻게 자동으로 교정하는지 서술하라.</w:t>
+        <w:t>[추가-01] AWR 보고서가 '델타 보고서'라는 말의 의미를 설명하고, 이것이 ch19에서 배운 누적값 오판을 어떻게 자동으로 교정하는지 서술하라.</w:t>
       </w:r>
     </w:p>
     <w:p>

--- a/DBTUNING/ch22_AWR보고서읽기/ch22_실습문제_추가서술형.docx
+++ b/DBTUNING/ch22_AWR보고서읽기/ch22_실습문제_추가서술형.docx
@@ -7,7 +7,7 @@
         <w:pStyle w:val="Heading1"/>
       </w:pPr>
       <w:r>
-        <w:t>제ch22  AWR 보고서 읽기 — 추가 실습문제 (서술형·문제해결형·진단절차형)</w:t>
+        <w:t>ch22  AWR 보고서 읽기 — 추가 실습문제 (서술형·문제해결형·진단절차형)</w:t>
       </w:r>
     </w:p>
     <w:p>
